--- a/pr-preview/pr-26/entropy.docx
+++ b/pr-preview/pr-26/entropy.docx
@@ -15,7 +15,7 @@
         <w:pStyle w:val="Date"/>
       </w:pPr>
       <w:r>
-        <w:t xml:space="preserve">Last modified: 2026-10-26 03:07:59 (PDT)</w:t>
+        <w:t xml:space="preserve">Last modified: 2026-10-26 14:03:07 (PDT)</w:t>
       </w:r>
     </w:p>
     <w:p>
@@ -389,6 +389,298 @@
       </m:oMath>
       <w:r>
         <w:t xml:space="preserve">.</w:t>
+      </w:r>
+    </w:p>
+    <w:p>
+      <w:pPr>
+        <w:pStyle w:val="BodyText"/>
+      </w:pPr>
+      <w:r>
+        <w:t xml:space="preserve">One bit is the surprisal of an outcome with probability</w:t>
+      </w:r>
+      <w:r>
+        <w:t xml:space="preserve"> </w:t>
+      </w:r>
+      <m:oMath>
+        <m:r>
+          <m:t>1</m:t>
+        </m:r>
+        <m:r>
+          <m:rPr>
+            <m:sty m:val="p"/>
+          </m:rPr>
+          <m:t>/</m:t>
+        </m:r>
+        <m:r>
+          <m:t>2</m:t>
+        </m:r>
+      </m:oMath>
+      <w:r>
+        <w:t xml:space="preserve">:</w:t>
+      </w:r>
+      <w:r>
+        <w:t xml:space="preserve"> </w:t>
+      </w:r>
+      <w:r>
+        <w:t xml:space="preserve">for an outcome</w:t>
+      </w:r>
+      <w:r>
+        <w:t xml:space="preserve"> </w:t>
+      </w:r>
+      <m:oMath>
+        <m:r>
+          <m:t>x</m:t>
+        </m:r>
+      </m:oMath>
+      <w:r>
+        <w:t xml:space="preserve"> </w:t>
+      </w:r>
+      <w:r>
+        <w:t xml:space="preserve">of a discrete random variable</w:t>
+      </w:r>
+      <w:r>
+        <w:t xml:space="preserve"> </w:t>
+      </w:r>
+      <m:oMath>
+        <m:r>
+          <m:t>X</m:t>
+        </m:r>
+      </m:oMath>
+      <w:r>
+        <w:t xml:space="preserve">,</w:t>
+      </w:r>
+    </w:p>
+    <w:p>
+      <w:pPr>
+        <w:pStyle w:val="BodyText"/>
+      </w:pPr>
+      <m:oMathPara>
+        <m:oMathParaPr>
+          <m:jc m:val="center"/>
+        </m:oMathParaPr>
+        <m:oMath>
+          <m:eqArr>
+            <m:e>
+              <m:r>
+                <m:t>s</m:t>
+              </m:r>
+              <m:r>
+                <m:rPr>
+                  <m:sty m:val="p"/>
+                </m:rPr>
+                <m:t>(</m:t>
+              </m:r>
+              <m:r>
+                <m:t>x</m:t>
+              </m:r>
+              <m:r>
+                <m:rPr>
+                  <m:sty m:val="p"/>
+                </m:rPr>
+                <m:t>)</m:t>
+              </m:r>
+              <m:r>
+                <m:rPr>
+                  <m:sty m:val="p"/>
+                </m:rPr>
+                <m:t>=</m:t>
+              </m:r>
+              <m:r>
+                <m:t>1</m:t>
+              </m:r>
+              <m:r>
+                <m:rPr>
+                  <m:nor/>
+                  <m:sty m:val="p"/>
+                </m:rPr>
+                <m:t> bit</m:t>
+              </m:r>
+              <m:r>
+                <m:t>&amp;</m:t>
+              </m:r>
+              <m:r>
+                <m:rPr>
+                  <m:sty m:val="p"/>
+                </m:rPr>
+                <m:t>⇔</m:t>
+              </m:r>
+              <m:r>
+                <m:rPr>
+                  <m:sty m:val="p"/>
+                </m:rPr>
+                <m:t>−</m:t>
+              </m:r>
+              <m:sSub>
+                <m:e>
+                  <m:r>
+                    <m:rPr>
+                      <m:sty m:val="p"/>
+                    </m:rPr>
+                    <m:t>log</m:t>
+                  </m:r>
+                </m:e>
+                <m:sub>
+                  <m:r>
+                    <m:t>2</m:t>
+                  </m:r>
+                </m:sub>
+              </m:sSub>
+              <m:r>
+                <m:rPr>
+                  <m:scr m:val="double-struck"/>
+                  <m:sty m:val="p"/>
+                </m:rPr>
+                <m:t>P</m:t>
+              </m:r>
+              <m:r>
+                <m:rPr>
+                  <m:sty m:val="p"/>
+                </m:rPr>
+                <m:t>(</m:t>
+              </m:r>
+              <m:r>
+                <m:t>X</m:t>
+              </m:r>
+              <m:r>
+                <m:rPr>
+                  <m:sty m:val="p"/>
+                </m:rPr>
+                <m:t>=</m:t>
+              </m:r>
+              <m:r>
+                <m:t>x</m:t>
+              </m:r>
+              <m:r>
+                <m:rPr>
+                  <m:sty m:val="p"/>
+                </m:rPr>
+                <m:t>)</m:t>
+              </m:r>
+              <m:r>
+                <m:rPr>
+                  <m:sty m:val="p"/>
+                </m:rPr>
+                <m:t>=</m:t>
+              </m:r>
+              <m:r>
+                <m:t>1</m:t>
+              </m:r>
+            </m:e>
+            <m:e>
+              <m:r>
+                <m:t>&amp;</m:t>
+              </m:r>
+              <m:r>
+                <m:rPr>
+                  <m:sty m:val="p"/>
+                </m:rPr>
+                <m:t>⇔</m:t>
+              </m:r>
+              <m:r>
+                <m:rPr>
+                  <m:scr m:val="double-struck"/>
+                  <m:sty m:val="p"/>
+                </m:rPr>
+                <m:t>P</m:t>
+              </m:r>
+              <m:r>
+                <m:rPr>
+                  <m:sty m:val="p"/>
+                </m:rPr>
+                <m:t>(</m:t>
+              </m:r>
+              <m:r>
+                <m:t>X</m:t>
+              </m:r>
+              <m:r>
+                <m:rPr>
+                  <m:sty m:val="p"/>
+                </m:rPr>
+                <m:t>=</m:t>
+              </m:r>
+              <m:r>
+                <m:t>x</m:t>
+              </m:r>
+              <m:r>
+                <m:rPr>
+                  <m:sty m:val="p"/>
+                </m:rPr>
+                <m:t>)</m:t>
+              </m:r>
+              <m:r>
+                <m:rPr>
+                  <m:sty m:val="p"/>
+                </m:rPr>
+                <m:t>=</m:t>
+              </m:r>
+              <m:sSup>
+                <m:e>
+                  <m:r>
+                    <m:t>2</m:t>
+                  </m:r>
+                </m:e>
+                <m:sup>
+                  <m:r>
+                    <m:rPr>
+                      <m:sty m:val="p"/>
+                    </m:rPr>
+                    <m:t>−</m:t>
+                  </m:r>
+                  <m:r>
+                    <m:t>1</m:t>
+                  </m:r>
+                </m:sup>
+              </m:sSup>
+              <m:r>
+                <m:rPr>
+                  <m:sty m:val="p"/>
+                </m:rPr>
+                <m:t>=</m:t>
+              </m:r>
+              <m:f>
+                <m:fPr>
+                  <m:type m:val="lin"/>
+                </m:fPr>
+                <m:num>
+                  <m:r>
+                    <m:t>1</m:t>
+                  </m:r>
+                </m:num>
+                <m:den>
+                  <m:r>
+                    <m:t>2</m:t>
+                  </m:r>
+                </m:den>
+              </m:f>
+              <m:r>
+                <m:rPr>
+                  <m:sty m:val="p"/>
+                </m:rPr>
+                <m:t>.</m:t>
+              </m:r>
+            </m:e>
+          </m:eqArr>
+        </m:oMath>
+      </m:oMathPara>
+    </w:p>
+    <w:p>
+      <w:pPr>
+        <w:pStyle w:val="FirstParagraph"/>
+      </w:pPr>
+      <w:r>
+        <w:t xml:space="preserve">In words, a bit is the surprisal of one binary outcome</w:t>
+      </w:r>
+      <w:r>
+        <w:t xml:space="preserve"> </w:t>
+      </w:r>
+      <w:r>
+        <w:t xml:space="preserve">when its two values are equally likely,</w:t>
+      </w:r>
+      <w:r>
+        <w:t xml:space="preserve"> </w:t>
+      </w:r>
+      <w:r>
+        <w:t xml:space="preserve">such as the result of one toss of a fair coin.</w:t>
       </w:r>
     </w:p>
     <w:bookmarkEnd w:id="11"/>
@@ -974,109 +1266,67 @@
         <w:t xml:space="preserve">and in every quantity built from it, is the natural logarithm.</w:t>
       </w:r>
     </w:p>
-    <w:bookmarkEnd w:id="13"/>
-    <w:bookmarkStart w:id="14" w:name="exm-coin-nats"/>
     <w:p>
       <w:pPr>
         <w:pStyle w:val="BodyText"/>
       </w:pPr>
       <w:r>
-        <w:rPr>
-          <w:b/>
-          <w:bCs/>
-        </w:rPr>
-        <w:t xml:space="preserve">Example 2 (One fair coin toss in nats)</w:t>
-      </w:r>
-      <w:r>
-        <w:t xml:space="preserve"> </w:t>
-      </w:r>
-      <w:r>
-        <w:t xml:space="preserve">By</w:t>
-      </w:r>
-      <w:r>
-        <w:t xml:space="preserve"> </w:t>
-      </w:r>
-      <w:hyperlink w:anchor="exm-surprisal-coins">
-        <w:r>
-          <w:rPr>
-            <w:rStyle w:val="Hyperlink"/>
-          </w:rPr>
-          <w:t xml:space="preserve">Example 1</w:t>
-        </w:r>
-      </w:hyperlink>
-      <w:r>
-        <w:t xml:space="preserve"> </w:t>
-      </w:r>
-      <w:r>
-        <w:t xml:space="preserve">with</w:t>
-      </w:r>
-      <w:r>
-        <w:t xml:space="preserve"> </w:t>
-      </w:r>
-      <m:oMath>
-        <m:r>
-          <m:t>k</m:t>
-        </m:r>
-        <m:r>
-          <m:rPr>
-            <m:sty m:val="p"/>
-          </m:rPr>
-          <m:t>=</m:t>
-        </m:r>
+        <w:t xml:space="preserve">One nat is the surprisal of an outcome with probability</w:t>
+      </w:r>
+      <w:r>
+        <w:t xml:space="preserve"> </w:t>
+      </w:r>
+      <m:oMath>
         <m:r>
           <m:t>1</m:t>
         </m:r>
-      </m:oMath>
-      <w:r>
-        <w:t xml:space="preserve">, one toss of a fair coin landing heads</w:t>
-      </w:r>
-      <w:r>
-        <w:t xml:space="preserve"> </w:t>
-      </w:r>
-      <w:r>
-        <w:t xml:space="preserve">has a surprisal of</w:t>
-      </w:r>
-      <w:r>
-        <w:t xml:space="preserve"> </w:t>
-      </w:r>
-      <m:oMath>
-        <m:r>
-          <m:t>1</m:t>
-        </m:r>
-      </m:oMath>
-      <w:r>
-        <w:t xml:space="preserve"> </w:t>
-      </w:r>
-      <w:hyperlink w:anchor="def-bit">
-        <w:r>
-          <w:rPr>
-            <w:rStyle w:val="Hyperlink"/>
-          </w:rPr>
-          <w:t xml:space="preserve">bit</w:t>
-        </w:r>
-      </w:hyperlink>
-      <w:r>
-        <w:t xml:space="preserve">.</w:t>
-      </w:r>
-      <w:r>
-        <w:t xml:space="preserve"> </w:t>
-      </w:r>
-      <w:r>
-        <w:t xml:space="preserve">In</w:t>
-      </w:r>
-      <w:r>
-        <w:t xml:space="preserve"> </w:t>
-      </w:r>
-      <w:hyperlink w:anchor="def-nat">
-        <w:r>
-          <w:rPr>
-            <w:rStyle w:val="Hyperlink"/>
-          </w:rPr>
-          <w:t xml:space="preserve">nats</w:t>
-        </w:r>
-      </w:hyperlink>
-      <w:r>
-        <w:t xml:space="preserve">, the same outcome has a surprisal of</w:t>
+        <m:r>
+          <m:rPr>
+            <m:sty m:val="p"/>
+          </m:rPr>
+          <m:t>/</m:t>
+        </m:r>
+        <m:r>
+          <m:rPr>
+            <m:nor/>
+            <m:sty m:val="p"/>
+          </m:rPr>
+          <m:t>e</m:t>
+        </m:r>
+      </m:oMath>
+      <w:r>
+        <w:t xml:space="preserve">:</w:t>
+      </w:r>
+      <w:r>
+        <w:t xml:space="preserve"> </w:t>
+      </w:r>
+      <w:r>
+        <w:t xml:space="preserve">for an outcome</w:t>
+      </w:r>
+      <w:r>
+        <w:t xml:space="preserve"> </w:t>
+      </w:r>
+      <m:oMath>
+        <m:r>
+          <m:t>x</m:t>
+        </m:r>
+      </m:oMath>
+      <w:r>
+        <w:t xml:space="preserve"> </w:t>
+      </w:r>
+      <w:r>
+        <w:t xml:space="preserve">of a discrete random variable</w:t>
+      </w:r>
+      <w:r>
+        <w:t xml:space="preserve"> </w:t>
+      </w:r>
+      <m:oMath>
+        <m:r>
+          <m:t>X</m:t>
+        </m:r>
+      </m:oMath>
+      <w:r>
+        <w:t xml:space="preserve">,</w:t>
       </w:r>
     </w:p>
     <w:p>
@@ -1100,11 +1350,75 @@
                 <m:t>(</m:t>
               </m:r>
               <m:r>
+                <m:t>x</m:t>
+              </m:r>
+              <m:r>
+                <m:rPr>
+                  <m:sty m:val="p"/>
+                </m:rPr>
+                <m:t>)</m:t>
+              </m:r>
+              <m:r>
+                <m:rPr>
+                  <m:sty m:val="p"/>
+                </m:rPr>
+                <m:t>=</m:t>
+              </m:r>
+              <m:r>
+                <m:t>1</m:t>
+              </m:r>
+              <m:r>
                 <m:rPr>
                   <m:nor/>
                   <m:sty m:val="p"/>
                 </m:rPr>
-                <m:t>heads</m:t>
+                <m:t> nat</m:t>
+              </m:r>
+              <m:r>
+                <m:t>&amp;</m:t>
+              </m:r>
+              <m:r>
+                <m:rPr>
+                  <m:sty m:val="p"/>
+                </m:rPr>
+                <m:t>⇔</m:t>
+              </m:r>
+              <m:r>
+                <m:rPr>
+                  <m:sty m:val="p"/>
+                </m:rPr>
+                <m:t>−</m:t>
+              </m:r>
+              <m:r>
+                <m:rPr>
+                  <m:sty m:val="p"/>
+                </m:rPr>
+                <m:t>ln</m:t>
+              </m:r>
+              <m:r>
+                <m:rPr>
+                  <m:scr m:val="double-struck"/>
+                  <m:sty m:val="p"/>
+                </m:rPr>
+                <m:t>P</m:t>
+              </m:r>
+              <m:r>
+                <m:rPr>
+                  <m:sty m:val="p"/>
+                </m:rPr>
+                <m:t>(</m:t>
+              </m:r>
+              <m:r>
+                <m:t>X</m:t>
+              </m:r>
+              <m:r>
+                <m:rPr>
+                  <m:sty m:val="p"/>
+                </m:rPr>
+                <m:t>=</m:t>
+              </m:r>
+              <m:r>
+                <m:t>x</m:t>
               </m:r>
               <m:r>
                 <m:rPr>
@@ -1113,41 +1427,14 @@
                 <m:t>)</m:t>
               </m:r>
               <m:r>
-                <m:t>&amp;</m:t>
-              </m:r>
-              <m:r>
                 <m:rPr>
                   <m:sty m:val="p"/>
                 </m:rPr>
                 <m:t>=</m:t>
               </m:r>
               <m:r>
-                <m:rPr>
-                  <m:sty m:val="p"/>
-                </m:rPr>
-                <m:t>−</m:t>
-              </m:r>
-              <m:r>
-                <m:rPr>
-                  <m:sty m:val="p"/>
-                </m:rPr>
-                <m:t>ln</m:t>
-              </m:r>
-              <m:f>
-                <m:fPr>
-                  <m:type m:val="lin"/>
-                </m:fPr>
-                <m:num>
-                  <m:r>
-                    <m:t>1</m:t>
-                  </m:r>
-                </m:num>
-                <m:den>
-                  <m:r>
-                    <m:t>2</m:t>
-                  </m:r>
-                </m:den>
-              </m:f>
+                <m:t>1</m:t>
+              </m:r>
             </m:e>
             <m:e>
               <m:r>
@@ -1157,22 +1444,67 @@
                 <m:rPr>
                   <m:sty m:val="p"/>
                 </m:rPr>
+                <m:t>⇔</m:t>
+              </m:r>
+              <m:r>
+                <m:rPr>
+                  <m:scr m:val="double-struck"/>
+                  <m:sty m:val="p"/>
+                </m:rPr>
+                <m:t>P</m:t>
+              </m:r>
+              <m:r>
+                <m:rPr>
+                  <m:sty m:val="p"/>
+                </m:rPr>
+                <m:t>(</m:t>
+              </m:r>
+              <m:r>
+                <m:t>X</m:t>
+              </m:r>
+              <m:r>
+                <m:rPr>
+                  <m:sty m:val="p"/>
+                </m:rPr>
                 <m:t>=</m:t>
               </m:r>
               <m:r>
-                <m:rPr>
-                  <m:sty m:val="p"/>
-                </m:rPr>
-                <m:t>ln</m:t>
-              </m:r>
-              <m:r>
-                <m:t>2</m:t>
-              </m:r>
-            </m:e>
-            <m:e>
-              <m:r>
-                <m:t>&amp;</m:t>
-              </m:r>
+                <m:t>x</m:t>
+              </m:r>
+              <m:r>
+                <m:rPr>
+                  <m:sty m:val="p"/>
+                </m:rPr>
+                <m:t>)</m:t>
+              </m:r>
+              <m:r>
+                <m:rPr>
+                  <m:sty m:val="p"/>
+                </m:rPr>
+                <m:t>=</m:t>
+              </m:r>
+              <m:sSup>
+                <m:e>
+                  <m:r>
+                    <m:rPr>
+                      <m:nor/>
+                      <m:sty m:val="p"/>
+                    </m:rPr>
+                    <m:t>e</m:t>
+                  </m:r>
+                </m:e>
+                <m:sup>
+                  <m:r>
+                    <m:rPr>
+                      <m:sty m:val="p"/>
+                    </m:rPr>
+                    <m:t>−</m:t>
+                  </m:r>
+                  <m:r>
+                    <m:t>1</m:t>
+                  </m:r>
+                </m:sup>
+              </m:sSup>
               <m:r>
                 <m:rPr>
                   <m:sty m:val="p"/>
@@ -1180,14 +1512,7 @@
                 <m:t>≈</m:t>
               </m:r>
               <m:r>
-                <m:t>0.693</m:t>
-              </m:r>
-              <m:r>
-                <m:rPr>
-                  <m:nor/>
-                  <m:sty m:val="p"/>
-                </m:rPr>
-                <m:t> nats</m:t>
+                <m:t>0.368</m:t>
               </m:r>
               <m:r>
                 <m:rPr>
@@ -1200,71 +1525,126 @@
         </m:oMath>
       </m:oMathPara>
     </w:p>
-    <w:bookmarkEnd w:id="14"/>
-    <w:bookmarkStart w:id="15" w:name="rem-bits-nats"/>
+    <w:bookmarkEnd w:id="13"/>
+    <w:bookmarkStart w:id="14" w:name="exm-coin-nats"/>
     <w:p>
       <w:pPr>
         <w:pStyle w:val="FirstParagraph"/>
       </w:pPr>
       <w:r>
         <w:rPr>
-          <w:i/>
-          <w:iCs/>
+          <w:b/>
+          <w:bCs/>
         </w:rPr>
-        <w:t xml:space="preserve">Remark 1</w:t>
-      </w:r>
-      <w:r>
-        <w:t xml:space="preserve"> (Converting between bits and nats). </w:t>
-      </w:r>
-      <w:r>
-        <w:t xml:space="preserve">For any probability</w:t>
-      </w:r>
-      <w:r>
-        <w:t xml:space="preserve"> </w:t>
-      </w:r>
-      <m:oMath>
-        <m:r>
-          <m:t>p</m:t>
-        </m:r>
-        <m:r>
-          <m:rPr>
-            <m:sty m:val="p"/>
-          </m:rPr>
-          <m:t>∈</m:t>
-        </m:r>
-        <m:r>
-          <m:rPr>
-            <m:sty m:val="p"/>
-          </m:rPr>
-          <m:t>(</m:t>
-        </m:r>
-        <m:r>
-          <m:t>0</m:t>
-        </m:r>
-        <m:r>
-          <m:rPr>
-            <m:sty m:val="p"/>
-          </m:rPr>
-          <m:t>,</m:t>
+        <w:t xml:space="preserve">Example 2 (One fair coin toss in nats)</w:t>
+      </w:r>
+      <w:r>
+        <w:t xml:space="preserve"> </w:t>
+      </w:r>
+      <w:r>
+        <w:t xml:space="preserve">By</w:t>
+      </w:r>
+      <w:r>
+        <w:t xml:space="preserve"> </w:t>
+      </w:r>
+      <w:hyperlink w:anchor="exm-surprisal-coins">
+        <w:r>
+          <w:rPr>
+            <w:rStyle w:val="Hyperlink"/>
+          </w:rPr>
+          <w:t xml:space="preserve">Example 1</w:t>
+        </w:r>
+      </w:hyperlink>
+      <w:r>
+        <w:t xml:space="preserve"> </w:t>
+      </w:r>
+      <w:r>
+        <w:t xml:space="preserve">with</w:t>
+      </w:r>
+      <w:r>
+        <w:t xml:space="preserve"> </w:t>
+      </w:r>
+      <m:oMath>
+        <m:r>
+          <m:t>k</m:t>
+        </m:r>
+        <m:r>
+          <m:rPr>
+            <m:sty m:val="p"/>
+          </m:rPr>
+          <m:t>=</m:t>
         </m:r>
         <m:r>
           <m:t>1</m:t>
         </m:r>
-        <m:r>
-          <m:rPr>
-            <m:sty m:val="p"/>
-          </m:rPr>
-          <m:t>]</m:t>
-        </m:r>
-      </m:oMath>
-      <w:r>
-        <w:t xml:space="preserve">,</w:t>
-      </w:r>
-      <w:r>
-        <w:t xml:space="preserve"> </w:t>
-      </w:r>
-      <w:r>
-        <w:t xml:space="preserve">the change-of-base rule for logarithms gives</w:t>
+      </m:oMath>
+      <w:r>
+        <w:t xml:space="preserve">, one toss of a fair coin landing heads</w:t>
+      </w:r>
+      <w:r>
+        <w:t xml:space="preserve"> </w:t>
+      </w:r>
+      <w:r>
+        <w:t xml:space="preserve">has a</w:t>
+      </w:r>
+      <w:r>
+        <w:t xml:space="preserve"> </w:t>
+      </w:r>
+      <w:hyperlink w:anchor="def-surprisal">
+        <w:r>
+          <w:rPr>
+            <w:rStyle w:val="Hyperlink"/>
+          </w:rPr>
+          <w:t xml:space="preserve">surprisal</w:t>
+        </w:r>
+      </w:hyperlink>
+      <w:r>
+        <w:t xml:space="preserve"> </w:t>
+      </w:r>
+      <w:r>
+        <w:t xml:space="preserve">of</w:t>
+      </w:r>
+      <w:r>
+        <w:t xml:space="preserve"> </w:t>
+      </w:r>
+      <m:oMath>
+        <m:r>
+          <m:t>1</m:t>
+        </m:r>
+      </m:oMath>
+      <w:r>
+        <w:t xml:space="preserve"> </w:t>
+      </w:r>
+      <w:hyperlink w:anchor="def-bit">
+        <w:r>
+          <w:rPr>
+            <w:rStyle w:val="Hyperlink"/>
+          </w:rPr>
+          <w:t xml:space="preserve">bit</w:t>
+        </w:r>
+      </w:hyperlink>
+      <w:r>
+        <w:t xml:space="preserve">.</w:t>
+      </w:r>
+      <w:r>
+        <w:t xml:space="preserve"> </w:t>
+      </w:r>
+      <w:r>
+        <w:t xml:space="preserve">In</w:t>
+      </w:r>
+      <w:r>
+        <w:t xml:space="preserve"> </w:t>
+      </w:r>
+      <w:hyperlink w:anchor="def-nat">
+        <w:r>
+          <w:rPr>
+            <w:rStyle w:val="Hyperlink"/>
+          </w:rPr>
+          <w:t xml:space="preserve">nats</w:t>
+        </w:r>
+      </w:hyperlink>
+      <w:r>
+        <w:t xml:space="preserve">, the same outcome has a surprisal of</w:t>
       </w:r>
     </w:p>
     <w:p>
@@ -1279,6 +1659,194 @@
           <m:eqArr>
             <m:e>
               <m:r>
+                <m:t>s</m:t>
+              </m:r>
+              <m:r>
+                <m:rPr>
+                  <m:sty m:val="p"/>
+                </m:rPr>
+                <m:t>(</m:t>
+              </m:r>
+              <m:r>
+                <m:rPr>
+                  <m:nor/>
+                  <m:sty m:val="p"/>
+                </m:rPr>
+                <m:t>heads</m:t>
+              </m:r>
+              <m:r>
+                <m:rPr>
+                  <m:sty m:val="p"/>
+                </m:rPr>
+                <m:t>)</m:t>
+              </m:r>
+              <m:r>
+                <m:t>&amp;</m:t>
+              </m:r>
+              <m:r>
+                <m:rPr>
+                  <m:sty m:val="p"/>
+                </m:rPr>
+                <m:t>=</m:t>
+              </m:r>
+              <m:r>
+                <m:rPr>
+                  <m:sty m:val="p"/>
+                </m:rPr>
+                <m:t>−</m:t>
+              </m:r>
+              <m:r>
+                <m:rPr>
+                  <m:sty m:val="p"/>
+                </m:rPr>
+                <m:t>ln</m:t>
+              </m:r>
+              <m:f>
+                <m:fPr>
+                  <m:type m:val="lin"/>
+                </m:fPr>
+                <m:num>
+                  <m:r>
+                    <m:t>1</m:t>
+                  </m:r>
+                </m:num>
+                <m:den>
+                  <m:r>
+                    <m:t>2</m:t>
+                  </m:r>
+                </m:den>
+              </m:f>
+            </m:e>
+            <m:e>
+              <m:r>
+                <m:t>&amp;</m:t>
+              </m:r>
+              <m:r>
+                <m:rPr>
+                  <m:sty m:val="p"/>
+                </m:rPr>
+                <m:t>=</m:t>
+              </m:r>
+              <m:r>
+                <m:rPr>
+                  <m:sty m:val="p"/>
+                </m:rPr>
+                <m:t>ln</m:t>
+              </m:r>
+              <m:r>
+                <m:t>2</m:t>
+              </m:r>
+            </m:e>
+            <m:e>
+              <m:r>
+                <m:t>&amp;</m:t>
+              </m:r>
+              <m:r>
+                <m:rPr>
+                  <m:sty m:val="p"/>
+                </m:rPr>
+                <m:t>≈</m:t>
+              </m:r>
+              <m:r>
+                <m:t>0.693</m:t>
+              </m:r>
+              <m:r>
+                <m:rPr>
+                  <m:nor/>
+                  <m:sty m:val="p"/>
+                </m:rPr>
+                <m:t> nats</m:t>
+              </m:r>
+              <m:r>
+                <m:rPr>
+                  <m:sty m:val="p"/>
+                </m:rPr>
+                <m:t>.</m:t>
+              </m:r>
+            </m:e>
+          </m:eqArr>
+        </m:oMath>
+      </m:oMathPara>
+    </w:p>
+    <w:bookmarkEnd w:id="14"/>
+    <w:bookmarkStart w:id="15" w:name="rem-bits-nats"/>
+    <w:p>
+      <w:pPr>
+        <w:pStyle w:val="FirstParagraph"/>
+      </w:pPr>
+      <w:r>
+        <w:rPr>
+          <w:i/>
+          <w:iCs/>
+        </w:rPr>
+        <w:t xml:space="preserve">Remark 1</w:t>
+      </w:r>
+      <w:r>
+        <w:t xml:space="preserve"> (Converting between bits and nats). </w:t>
+      </w:r>
+      <w:r>
+        <w:t xml:space="preserve">For any probability</w:t>
+      </w:r>
+      <w:r>
+        <w:t xml:space="preserve"> </w:t>
+      </w:r>
+      <m:oMath>
+        <m:r>
+          <m:t>p</m:t>
+        </m:r>
+        <m:r>
+          <m:rPr>
+            <m:sty m:val="p"/>
+          </m:rPr>
+          <m:t>∈</m:t>
+        </m:r>
+        <m:r>
+          <m:rPr>
+            <m:sty m:val="p"/>
+          </m:rPr>
+          <m:t>(</m:t>
+        </m:r>
+        <m:r>
+          <m:t>0</m:t>
+        </m:r>
+        <m:r>
+          <m:rPr>
+            <m:sty m:val="p"/>
+          </m:rPr>
+          <m:t>,</m:t>
+        </m:r>
+        <m:r>
+          <m:t>1</m:t>
+        </m:r>
+        <m:r>
+          <m:rPr>
+            <m:sty m:val="p"/>
+          </m:rPr>
+          <m:t>]</m:t>
+        </m:r>
+      </m:oMath>
+      <w:r>
+        <w:t xml:space="preserve">,</w:t>
+      </w:r>
+      <w:r>
+        <w:t xml:space="preserve"> </w:t>
+      </w:r>
+      <w:r>
+        <w:t xml:space="preserve">the change-of-base rule for logarithms gives</w:t>
+      </w:r>
+    </w:p>
+    <w:p>
+      <w:pPr>
+        <w:pStyle w:val="BodyText"/>
+      </w:pPr>
+      <m:oMathPara>
+        <m:oMathParaPr>
+          <m:jc m:val="center"/>
+        </m:oMathParaPr>
+        <m:oMath>
+          <m:eqArr>
+            <m:e>
+              <m:r>
                 <m:rPr>
                   <m:sty m:val="p"/>
                 </m:rPr>
@@ -1407,7 +1975,24 @@
         <w:pStyle w:val="FirstParagraph"/>
       </w:pPr>
       <w:r>
-        <w:t xml:space="preserve">So an outcome with a surprisal of</w:t>
+        <w:t xml:space="preserve">So an outcome with a</w:t>
+      </w:r>
+      <w:r>
+        <w:t xml:space="preserve"> </w:t>
+      </w:r>
+      <w:hyperlink w:anchor="def-surprisal">
+        <w:r>
+          <w:rPr>
+            <w:rStyle w:val="Hyperlink"/>
+          </w:rPr>
+          <w:t xml:space="preserve">surprisal</w:t>
+        </w:r>
+      </w:hyperlink>
+      <w:r>
+        <w:t xml:space="preserve"> </w:t>
+      </w:r>
+      <w:r>
+        <w:t xml:space="preserve">of</w:t>
       </w:r>
       <w:r>
         <w:t xml:space="preserve"> </w:t>
@@ -1512,8 +2097,19 @@
       <w:r>
         <w:t xml:space="preserve"> </w:t>
       </w:r>
-      <w:r>
-        <w:t xml:space="preserve">nats of</w:t>
+      <w:hyperlink w:anchor="def-nat">
+        <w:r>
+          <w:rPr>
+            <w:rStyle w:val="Hyperlink"/>
+          </w:rPr>
+          <w:t xml:space="preserve">nats</w:t>
+        </w:r>
+      </w:hyperlink>
+      <w:r>
+        <w:t xml:space="preserve"> </w:t>
+      </w:r>
+      <w:r>
+        <w:t xml:space="preserve">of</w:t>
       </w:r>
       <w:r>
         <w:t xml:space="preserve"> </w:t>
@@ -1561,8 +2157,16 @@
       <w:r>
         <w:t xml:space="preserve"> </w:t>
       </w:r>
-      <w:r>
-        <w:t xml:space="preserve">bit.</w:t>
+      <w:hyperlink w:anchor="def-bit">
+        <w:r>
+          <w:rPr>
+            <w:rStyle w:val="Hyperlink"/>
+          </w:rPr>
+          <w:t xml:space="preserve">bit</w:t>
+        </w:r>
+      </w:hyperlink>
+      <w:r>
+        <w:t xml:space="preserve">.</w:t>
       </w:r>
     </w:p>
     <w:p>

--- a/pr-preview/pr-26/entropy.docx
+++ b/pr-preview/pr-26/entropy.docx
@@ -15,7 +15,7 @@
         <w:pStyle w:val="Date"/>
       </w:pPr>
       <w:r>
-        <w:t xml:space="preserve">Last modified: 2026-10-26 14:03:07 (PDT)</w:t>
+        <w:t xml:space="preserve">Last modified: 2026-10-26 14:10:46 (PDT)</w:t>
       </w:r>
     </w:p>
     <w:p>
@@ -668,19 +668,19 @@
         <w:pStyle w:val="FirstParagraph"/>
       </w:pPr>
       <w:r>
-        <w:t xml:space="preserve">In words, a bit is the surprisal of one binary outcome</w:t>
-      </w:r>
-      <w:r>
-        <w:t xml:space="preserve"> </w:t>
-      </w:r>
-      <w:r>
-        <w:t xml:space="preserve">when its two values are equally likely,</w:t>
-      </w:r>
-      <w:r>
-        <w:t xml:space="preserve"> </w:t>
-      </w:r>
-      <w:r>
-        <w:t xml:space="preserve">such as the result of one toss of a fair coin.</w:t>
+        <w:t xml:space="preserve">In words, a bit is the surprisal of the outcome of one binary trial</w:t>
+      </w:r>
+      <w:r>
+        <w:t xml:space="preserve"> </w:t>
+      </w:r>
+      <w:r>
+        <w:t xml:space="preserve">whose two outcomes are equally likely,</w:t>
+      </w:r>
+      <w:r>
+        <w:t xml:space="preserve"> </w:t>
+      </w:r>
+      <w:r>
+        <w:t xml:space="preserve">such as one toss of a fair coin.</w:t>
       </w:r>
     </w:p>
     <w:bookmarkEnd w:id="11"/>
@@ -1509,6 +1509,28 @@
                 <m:rPr>
                   <m:sty m:val="p"/>
                 </m:rPr>
+                <m:t>=</m:t>
+              </m:r>
+              <m:r>
+                <m:t>1</m:t>
+              </m:r>
+              <m:r>
+                <m:rPr>
+                  <m:sty m:val="p"/>
+                </m:rPr>
+                <m:t>/</m:t>
+              </m:r>
+              <m:r>
+                <m:rPr>
+                  <m:nor/>
+                  <m:sty m:val="p"/>
+                </m:rPr>
+                <m:t>e</m:t>
+              </m:r>
+              <m:r>
+                <m:rPr>
+                  <m:sty m:val="p"/>
+                </m:rPr>
                 <m:t>≈</m:t>
               </m:r>
               <m:r>
@@ -2126,29 +2148,41 @@
         <w:t xml:space="preserve"> </w:t>
       </w:r>
       <w:r>
-        <w:t xml:space="preserve">are</w:t>
-      </w:r>
-      <w:r>
-        <w:t xml:space="preserve"> </w:t>
-      </w:r>
-      <m:oMath>
-        <m:r>
-          <m:t>0.693</m:t>
-        </m:r>
-        <m:r>
-          <m:rPr>
-            <m:sty m:val="p"/>
-          </m:rPr>
-          <m:t>×</m:t>
-        </m:r>
-        <m:r>
-          <m:t>1.443</m:t>
-        </m:r>
-        <m:r>
-          <m:rPr>
-            <m:sty m:val="p"/>
-          </m:rPr>
-          <m:t>≈</m:t>
+        <w:t xml:space="preserve">are exactly</w:t>
+      </w:r>
+      <w:r>
+        <w:t xml:space="preserve"> </w:t>
+      </w:r>
+      <m:oMath>
+        <m:r>
+          <m:rPr>
+            <m:sty m:val="p"/>
+          </m:rPr>
+          <m:t>ln</m:t>
+        </m:r>
+        <m:r>
+          <m:t>2</m:t>
+        </m:r>
+        <m:r>
+          <m:rPr>
+            <m:sty m:val="p"/>
+          </m:rPr>
+          <m:t>/</m:t>
+        </m:r>
+        <m:r>
+          <m:rPr>
+            <m:sty m:val="p"/>
+          </m:rPr>
+          <m:t>ln</m:t>
+        </m:r>
+        <m:r>
+          <m:t>2</m:t>
+        </m:r>
+        <m:r>
+          <m:rPr>
+            <m:sty m:val="p"/>
+          </m:rPr>
+          <m:t>=</m:t>
         </m:r>
         <m:r>
           <m:t>1</m:t>
